--- a/Proposal Final Project.docx
+++ b/Proposal Final Project.docx
@@ -212,6 +212,17 @@
     <w:p>
       <w:r>
         <w:t>Braeden Olds</w:t>
+      </w:r>
+    </w:p>
+    <w:p/>
+    <w:p>
+      <w:r>
+        <w:t>Contact</w:t>
+      </w:r>
+    </w:p>
+    <w:p>
+      <w:r>
+        <w:t>Name</w:t>
       </w:r>
     </w:p>
     <w:sectPr>

--- a/Proposal Final Project.docx
+++ b/Proposal Final Project.docx
@@ -4,13 +4,7 @@
   <w:body>
     <w:p>
       <w:r>
-        <w:t>Proposal</w:t>
-      </w:r>
-      <w:r>
-        <w:t xml:space="preserve">: </w:t>
-      </w:r>
-      <w:r>
-        <w:t xml:space="preserve">Predicting Credit Card Default Risk </w:t>
+        <w:t xml:space="preserve">Proposal: Predicting Credit Card Default Risk </w:t>
       </w:r>
     </w:p>
     <w:p>
@@ -41,6 +35,34 @@
     <w:p>
       <w:r>
         <w:t>We plan to use the Default of Credit Card Clients dataset from the UCI Machine Learning Repository. UCI describes it as a classification dataset with 30,000 instances and 23 features. It contains demographic information, bill statement history, payment history, and credit-related variables for credit card clients in Taiwan. The feature types are listed as integer and real-valued.</w:t>
+      </w:r>
+    </w:p>
+    <w:p>
+      <w:r>
+        <w:t xml:space="preserve">Yeh, I. (2009). Default of Credit Card Clients [Dataset]. UCI Machine Learning Repository. </w:t>
+      </w:r>
+      <w:hyperlink r:id="rId5" w:history="1">
+        <w:r>
+          <w:rPr>
+            <w:rStyle w:val="Hyperlink"/>
+          </w:rPr>
+          <w:t>https://doi.org/10</w:t>
+        </w:r>
+        <w:r>
+          <w:rPr>
+            <w:rStyle w:val="Hyperlink"/>
+          </w:rPr>
+          <w:t>.</w:t>
+        </w:r>
+        <w:r>
+          <w:rPr>
+            <w:rStyle w:val="Hyperlink"/>
+          </w:rPr>
+          <w:t>24432/C55S3H</w:t>
+        </w:r>
+      </w:hyperlink>
+      <w:r>
+        <w:t>.</w:t>
       </w:r>
     </w:p>
     <w:p>
@@ -137,6 +159,7 @@
         </w:numPr>
       </w:pPr>
       <w:r>
+        <w:lastRenderedPageBreak/>
         <w:t>recall</w:t>
       </w:r>
     </w:p>
@@ -173,7 +196,6 @@
         </w:numPr>
       </w:pPr>
       <w:r>
-        <w:lastRenderedPageBreak/>
         <w:t>accuracy</w:t>
       </w:r>
     </w:p>
@@ -1415,6 +1437,7 @@
   <w:style w:type="character" w:default="1" w:styleId="DefaultParagraphFont">
     <w:name w:val="Default Paragraph Font"/>
     <w:uiPriority w:val="1"/>
+    <w:semiHidden/>
     <w:unhideWhenUsed/>
   </w:style>
   <w:style w:type="table" w:default="1" w:styleId="TableNormal">
@@ -1726,6 +1749,41 @@
       <w:smallCaps/>
       <w:color w:val="0F4761" w:themeColor="accent1" w:themeShade="BF"/>
       <w:spacing w:val="5"/>
+    </w:rPr>
+  </w:style>
+  <w:style w:type="character" w:styleId="Hyperlink">
+    <w:name w:val="Hyperlink"/>
+    <w:basedOn w:val="DefaultParagraphFont"/>
+    <w:uiPriority w:val="99"/>
+    <w:unhideWhenUsed/>
+    <w:rsid w:val="00AB440E"/>
+    <w:rPr>
+      <w:color w:val="467886" w:themeColor="hyperlink"/>
+      <w:u w:val="single"/>
+    </w:rPr>
+  </w:style>
+  <w:style w:type="character" w:styleId="UnresolvedMention">
+    <w:name w:val="Unresolved Mention"/>
+    <w:basedOn w:val="DefaultParagraphFont"/>
+    <w:uiPriority w:val="99"/>
+    <w:semiHidden/>
+    <w:unhideWhenUsed/>
+    <w:rsid w:val="00AB440E"/>
+    <w:rPr>
+      <w:color w:val="605E5C"/>
+      <w:shd w:val="clear" w:color="auto" w:fill="E1DFDD"/>
+    </w:rPr>
+  </w:style>
+  <w:style w:type="character" w:styleId="FollowedHyperlink">
+    <w:name w:val="FollowedHyperlink"/>
+    <w:basedOn w:val="DefaultParagraphFont"/>
+    <w:uiPriority w:val="99"/>
+    <w:semiHidden/>
+    <w:unhideWhenUsed/>
+    <w:rsid w:val="00AB440E"/>
+    <w:rPr>
+      <w:color w:val="96607D" w:themeColor="followedHyperlink"/>
+      <w:u w:val="single"/>
     </w:rPr>
   </w:style>
 </w:styles>
